--- a/public/reports/Hermes_AISA_Report_ZH.docx
+++ b/public/reports/Hermes_AISA_Report_ZH.docx
@@ -10,12 +10,12 @@
     <w:p/>
     <w:p>
       <w:r>
-        <w:t>- 生成时间：2026-04-23T05:33:11.611Z</w:t>
-      </w:r>
-    </w:p>
-    <w:p>
-      <w:r>
-        <w:t>- 数据日期：2026-04-23</w:t>
+        <w:t>- 生成时间：2026-04-24T11:04:43.089Z</w:t>
+      </w:r>
+    </w:p>
+    <w:p>
+      <w:r>
+        <w:t>- 数据日期：2026-04-24</w:t>
       </w:r>
     </w:p>
     <w:p>

--- a/public/reports/Hermes_AISA_Report_ZH.docx
+++ b/public/reports/Hermes_AISA_Report_ZH.docx
@@ -10,12 +10,12 @@
     <w:p/>
     <w:p>
       <w:r>
-        <w:t>- 生成时间：2026-04-24T11:04:43.089Z</w:t>
-      </w:r>
-    </w:p>
-    <w:p>
-      <w:r>
-        <w:t>- 数据日期：2026-04-24</w:t>
+        <w:t>- 生成时间：2026-04-25T04:44:29.267Z</w:t>
+      </w:r>
+    </w:p>
+    <w:p>
+      <w:r>
+        <w:t>- 数据日期：2026-04-25</w:t>
       </w:r>
     </w:p>
     <w:p>
@@ -182,57 +182,57 @@
     </w:p>
     <w:p>
       <w:r>
-        <w:t>| 5 | github-auth | github | Developer | 95 | cross-platform or mixed |</w:t>
-      </w:r>
-    </w:p>
-    <w:p>
-      <w:r>
-        <w:t>| 6 | github-code-review | github | Developer | 95 | cross-platform or mixed |</w:t>
-      </w:r>
-    </w:p>
-    <w:p>
-      <w:r>
-        <w:t>| 7 | github-issues | github | Developer | 95 | cross-platform or mixed |</w:t>
-      </w:r>
-    </w:p>
-    <w:p>
-      <w:r>
-        <w:t>| 8 | github-pr-workflow | github | Developer | 95 | cross-platform or mixed |</w:t>
-      </w:r>
-    </w:p>
-    <w:p>
-      <w:r>
-        <w:t>| 9 | github-repo-management | github | Developer | 95 | cross-platform or mixed |</w:t>
-      </w:r>
-    </w:p>
-    <w:p>
-      <w:r>
-        <w:t>| 10 | evaluating-llms-harness | mlops/evaluation | Developer | 95 | cross-platform or mixed |</w:t>
-      </w:r>
-    </w:p>
-    <w:p>
-      <w:r>
-        <w:t>| 11 | himalaya | email | Productivity &amp; Workspace | 92.75 | cross-platform or mixed |</w:t>
-      </w:r>
-    </w:p>
-    <w:p>
-      <w:r>
-        <w:t>| 12 | obsidian | note-taking | Productivity &amp; Workspace | 92.75 | cross-platform or mixed |</w:t>
-      </w:r>
-    </w:p>
-    <w:p>
-      <w:r>
-        <w:t>| 13 | google-workspace | productivity | Productivity &amp; Workspace | 92.75 | cross-platform or mixed |</w:t>
-      </w:r>
-    </w:p>
-    <w:p>
-      <w:r>
-        <w:t>| 14 | linear | productivity | Productivity &amp; Workspace | 92.75 | cross-platform or mixed |</w:t>
-      </w:r>
-    </w:p>
-    <w:p>
-      <w:r>
-        <w:t>| 15 | notion | productivity | Productivity &amp; Workspace | 92.75 | cross-platform or mixed |</w:t>
+        <w:t>| 5 | evaluating-llms-harness | mlops/evaluation | Search &amp; Research | 95.4 | cross-platform or mixed |</w:t>
+      </w:r>
+    </w:p>
+    <w:p>
+      <w:r>
+        <w:t>| 6 | apple-notes | apple | Search &amp; Research | 95.4 | macOS-only / Apple-adjacent |</w:t>
+      </w:r>
+    </w:p>
+    <w:p>
+      <w:r>
+        <w:t>| 7 | github-auth | github | Developer | 95 | cross-platform or mixed |</w:t>
+      </w:r>
+    </w:p>
+    <w:p>
+      <w:r>
+        <w:t>| 8 | github-code-review | github | Developer | 95 | cross-platform or mixed |</w:t>
+      </w:r>
+    </w:p>
+    <w:p>
+      <w:r>
+        <w:t>| 9 | github-issues | github | Developer | 95 | cross-platform or mixed |</w:t>
+      </w:r>
+    </w:p>
+    <w:p>
+      <w:r>
+        <w:t>| 10 | github-pr-workflow | github | Developer | 95 | cross-platform or mixed |</w:t>
+      </w:r>
+    </w:p>
+    <w:p>
+      <w:r>
+        <w:t>| 11 | github-repo-management | github | Developer | 95 | cross-platform or mixed |</w:t>
+      </w:r>
+    </w:p>
+    <w:p>
+      <w:r>
+        <w:t>| 12 | codebase-inspection | github | Developer | 95 | cross-platform or mixed |</w:t>
+      </w:r>
+    </w:p>
+    <w:p>
+      <w:r>
+        <w:t>| 13 | himalaya | email | Productivity &amp; Workspace | 92.75 | cross-platform or mixed |</w:t>
+      </w:r>
+    </w:p>
+    <w:p>
+      <w:r>
+        <w:t>| 14 | google-workspace | productivity | Productivity &amp; Workspace | 92.75 | cross-platform or mixed |</w:t>
+      </w:r>
+    </w:p>
+    <w:p>
+      <w:r>
+        <w:t>| 15 | linear | productivity | Productivity &amp; Workspace | 92.75 | cross-platform or mixed |</w:t>
       </w:r>
     </w:p>
     <w:p/>
@@ -274,42 +274,42 @@
     </w:p>
     <w:p>
       <w:r>
-        <w:t>| 5 | github-auth | github | Developer | github | 95 |</w:t>
-      </w:r>
-    </w:p>
-    <w:p>
-      <w:r>
-        <w:t>| 6 | github-code-review | github | Developer | github | 95 |</w:t>
-      </w:r>
-    </w:p>
-    <w:p>
-      <w:r>
-        <w:t>| 7 | github-issues | github | Developer | github | 95 |</w:t>
-      </w:r>
-    </w:p>
-    <w:p>
-      <w:r>
-        <w:t>| 8 | github-pr-workflow | github | Developer | github, automation | 95 |</w:t>
-      </w:r>
-    </w:p>
-    <w:p>
-      <w:r>
-        <w:t>| 9 | github-repo-management | github | Developer | github, automation | 95 |</w:t>
-      </w:r>
-    </w:p>
-    <w:p>
-      <w:r>
-        <w:t>| 10 | evaluating-llms-harness | mlops/evaluation | Developer | mlops, evaluation, github | 95 |</w:t>
-      </w:r>
-    </w:p>
-    <w:p>
-      <w:r>
-        <w:t>| 11 | himalaya | email | Productivity &amp; Workspace | email, mlops | 92.75 |</w:t>
-      </w:r>
-    </w:p>
-    <w:p>
-      <w:r>
-        <w:t>| 12 | obsidian | note-taking | Productivity &amp; Workspace | note, taking, apple, macos | 92.75 |</w:t>
+        <w:t>| 5 | evaluating-llms-harness | mlops/evaluation | Search &amp; Research | mlops, evaluation, github | 95.4 |</w:t>
+      </w:r>
+    </w:p>
+    <w:p>
+      <w:r>
+        <w:t>| 6 | apple-notes | apple | Search &amp; Research | apple, macos | 95.4 |</w:t>
+      </w:r>
+    </w:p>
+    <w:p>
+      <w:r>
+        <w:t>| 7 | github-auth | github | Developer | github | 95 |</w:t>
+      </w:r>
+    </w:p>
+    <w:p>
+      <w:r>
+        <w:t>| 8 | github-code-review | github | Developer | github | 95 |</w:t>
+      </w:r>
+    </w:p>
+    <w:p>
+      <w:r>
+        <w:t>| 9 | github-issues | github | Developer | github | 95 |</w:t>
+      </w:r>
+    </w:p>
+    <w:p>
+      <w:r>
+        <w:t>| 10 | github-pr-workflow | github | Developer | github, automation | 95 |</w:t>
+      </w:r>
+    </w:p>
+    <w:p>
+      <w:r>
+        <w:t>| 11 | github-repo-management | github | Developer | github, automation | 95 |</w:t>
+      </w:r>
+    </w:p>
+    <w:p>
+      <w:r>
+        <w:t>| 12 | codebase-inspection | github | Developer | github | 95 |</w:t>
       </w:r>
     </w:p>
     <w:p/>
@@ -336,47 +336,47 @@
     </w:p>
     <w:p>
       <w:r>
-        <w:t>| 2 | telephony | productivity | Productivity &amp; Workspace | productivity | 92.75 |</w:t>
-      </w:r>
-    </w:p>
-    <w:p>
-      <w:r>
-        <w:t>| 3 | blender-mcp | creative | Browser &amp; Automation | creative, automation | 92.45 |</w:t>
-      </w:r>
-    </w:p>
-    <w:p>
-      <w:r>
-        <w:t>| 4 | touchdesigner-mcp | creative | Browser &amp; Automation | creative, automation | 92.45 |</w:t>
-      </w:r>
-    </w:p>
-    <w:p>
-      <w:r>
-        <w:t>| 5 | neuroskill-bci | health | Browser &amp; Automation | health | 92.45 |</w:t>
-      </w:r>
-    </w:p>
-    <w:p>
-      <w:r>
-        <w:t>| 6 | fastmcp | mcp | Browser &amp; Automation | mcp, automation | 92.45 |</w:t>
-      </w:r>
-    </w:p>
-    <w:p>
-      <w:r>
-        <w:t>| 7 | qmd | research | Browser &amp; Automation | research, apple, macos, mlops, automation | 92.45 |</w:t>
-      </w:r>
-    </w:p>
-    <w:p>
-      <w:r>
-        <w:t>| 8 | 1password | security | Office Documents | security | 91.5 |</w:t>
-      </w:r>
-    </w:p>
-    <w:p>
-      <w:r>
-        <w:t>| 9 | meme-generation | creative | Media Generation | creative | 89.6 |</w:t>
-      </w:r>
-    </w:p>
-    <w:p>
-      <w:r>
-        <w:t>| 10 | docker-management | devops | Media Generation | devops | 89.6 |</w:t>
+        <w:t>| 2 | qmd | research | Search &amp; Research | research, apple, macos, mlops, automation | 95.4 |</w:t>
+      </w:r>
+    </w:p>
+    <w:p>
+      <w:r>
+        <w:t>| 3 | docker-management | devops | Developer | devops | 95 |</w:t>
+      </w:r>
+    </w:p>
+    <w:p>
+      <w:r>
+        <w:t>| 4 | openclaw-migration | migration | Developer | migration, github | 95 |</w:t>
+      </w:r>
+    </w:p>
+    <w:p>
+      <w:r>
+        <w:t>| 5 | telephony | productivity | Productivity &amp; Workspace | productivity | 92.75 |</w:t>
+      </w:r>
+    </w:p>
+    <w:p>
+      <w:r>
+        <w:t>| 6 | blender-mcp | creative | Browser &amp; Automation | creative, automation | 92.45 |</w:t>
+      </w:r>
+    </w:p>
+    <w:p>
+      <w:r>
+        <w:t>| 7 | touchdesigner-mcp | creative | Browser &amp; Automation | creative, automation | 92.45 |</w:t>
+      </w:r>
+    </w:p>
+    <w:p>
+      <w:r>
+        <w:t>| 8 | neuroskill-bci | health | Browser &amp; Automation | health | 92.45 |</w:t>
+      </w:r>
+    </w:p>
+    <w:p>
+      <w:r>
+        <w:t>| 9 | fastmcp | mcp | Browser &amp; Automation | mcp, automation | 92.45 |</w:t>
+      </w:r>
+    </w:p>
+    <w:p>
+      <w:r>
+        <w:t>| 10 | 1password | security | Security &amp; Audit | security | 89.35 |</w:t>
       </w:r>
     </w:p>
     <w:p>
@@ -510,22 +510,22 @@
     </w:p>
     <w:p>
       <w:r>
-        <w:t>| 5 | Hermes Bundled | github-auth | Developer | 95 |</w:t>
-      </w:r>
-    </w:p>
-    <w:p>
-      <w:r>
-        <w:t>| 6 | Hermes Bundled | github-code-review | Developer | 95 |</w:t>
-      </w:r>
-    </w:p>
-    <w:p>
-      <w:r>
-        <w:t>| 7 | Hermes Bundled | github-issues | Developer | 95 |</w:t>
-      </w:r>
-    </w:p>
-    <w:p>
-      <w:r>
-        <w:t>| 8 | Hermes Bundled | github-pr-workflow | Developer | 95 |</w:t>
+        <w:t>| 5 | Hermes Bundled | evaluating-llms-harness | Search &amp; Research | 95.4 |</w:t>
+      </w:r>
+    </w:p>
+    <w:p>
+      <w:r>
+        <w:t>| 6 | Hermes Bundled | apple-notes | Search &amp; Research | 95.4 |</w:t>
+      </w:r>
+    </w:p>
+    <w:p>
+      <w:r>
+        <w:t>| 7 | Hermes Bundled | github-auth | Developer | 95 |</w:t>
+      </w:r>
+    </w:p>
+    <w:p>
+      <w:r>
+        <w:t>| 8 | Hermes Bundled | github-code-review | Developer | 95 |</w:t>
       </w:r>
     </w:p>
     <w:p/>

--- a/public/reports/Hermes_AISA_Report_ZH.docx
+++ b/public/reports/Hermes_AISA_Report_ZH.docx
@@ -10,7 +10,7 @@
     <w:p/>
     <w:p>
       <w:r>
-        <w:t>- 生成时间：2026-04-25T04:44:29.267Z</w:t>
+        <w:t>- 生成时间：2026-04-25T14:50:26.679Z</w:t>
       </w:r>
     </w:p>
     <w:p>
@@ -26,6 +26,28 @@
     <w:p/>
     <w:p>
       <w:r>
+        <w:t>## 数据口径</w:t>
+      </w:r>
+    </w:p>
+    <w:p/>
+    <w:p>
+      <w:r>
+        <w:t>- live guide 当前显示 97 个 bundled skills、28 个 categories，抓取通道为 requests。</w:t>
+      </w:r>
+    </w:p>
+    <w:p>
+      <w:r>
+        <w:t>- raw catalog 当前结构化提取 74 个 bundled rows、0 个 optional rows，共 19 个 sections，抓取通道为 windows-curl-host。</w:t>
+      </w:r>
+    </w:p>
+    <w:p>
+      <w:r>
+        <w:t>- raw catalog 头部 sections：creative 13 · mlops 13 · productivity 7 · github 6 · software-development 6。</w:t>
+      </w:r>
+    </w:p>
+    <w:p/>
+    <w:p>
+      <w:r>
         <w:t>## 一句话结论</w:t>
       </w:r>
     </w:p>
@@ -162,57 +184,57 @@
     </w:p>
     <w:p>
       <w:r>
-        <w:t>| 1 | godmode | red-teaming | Search &amp; Research | 95.4 | cross-platform or mixed |</w:t>
-      </w:r>
-    </w:p>
-    <w:p>
-      <w:r>
-        <w:t>| 2 | arxiv | research | Search &amp; Research | 95.4 | cross-platform or mixed |</w:t>
-      </w:r>
-    </w:p>
-    <w:p>
-      <w:r>
-        <w:t>| 3 | llm-wiki | research | Search &amp; Research | 95.4 | cross-platform or mixed |</w:t>
-      </w:r>
-    </w:p>
-    <w:p>
-      <w:r>
-        <w:t>| 4 | research-paper-writing | research | Search &amp; Research | 95.4 | cross-platform or mixed |</w:t>
-      </w:r>
-    </w:p>
-    <w:p>
-      <w:r>
-        <w:t>| 5 | evaluating-llms-harness | mlops/evaluation | Search &amp; Research | 95.4 | cross-platform or mixed |</w:t>
-      </w:r>
-    </w:p>
-    <w:p>
-      <w:r>
-        <w:t>| 6 | apple-notes | apple | Search &amp; Research | 95.4 | macOS-only / Apple-adjacent |</w:t>
-      </w:r>
-    </w:p>
-    <w:p>
-      <w:r>
-        <w:t>| 7 | github-auth | github | Developer | 95 | cross-platform or mixed |</w:t>
-      </w:r>
-    </w:p>
-    <w:p>
-      <w:r>
-        <w:t>| 8 | github-code-review | github | Developer | 95 | cross-platform or mixed |</w:t>
-      </w:r>
-    </w:p>
-    <w:p>
-      <w:r>
-        <w:t>| 9 | github-issues | github | Developer | 95 | cross-platform or mixed |</w:t>
-      </w:r>
-    </w:p>
-    <w:p>
-      <w:r>
-        <w:t>| 10 | github-pr-workflow | github | Developer | 95 | cross-platform or mixed |</w:t>
-      </w:r>
-    </w:p>
-    <w:p>
-      <w:r>
-        <w:t>| 11 | github-repo-management | github | Developer | 95 | cross-platform or mixed |</w:t>
+        <w:t>| 1 | apple-notes | apple | Search &amp; Research | 95.4 | macOS-only / Apple-adjacent |</w:t>
+      </w:r>
+    </w:p>
+    <w:p>
+      <w:r>
+        <w:t>| 2 | dogfood | dogfood | Search &amp; Research | 95.4 | cross-platform or mixed |</w:t>
+      </w:r>
+    </w:p>
+    <w:p>
+      <w:r>
+        <w:t>| 3 | gif-search | media | Search &amp; Research | 95.4 | cross-platform or mixed |</w:t>
+      </w:r>
+    </w:p>
+    <w:p>
+      <w:r>
+        <w:t>| 4 | spotify | media | Search &amp; Research | 95.4 | cross-platform or mixed |</w:t>
+      </w:r>
+    </w:p>
+    <w:p>
+      <w:r>
+        <w:t>| 5 | huggingface-hub | mlops | Search &amp; Research | 95.4 | cross-platform or mixed |</w:t>
+      </w:r>
+    </w:p>
+    <w:p>
+      <w:r>
+        <w:t>| 6 | evaluating-llms-harness | mlops | Search &amp; Research | 95.4 | cross-platform or mixed |</w:t>
+      </w:r>
+    </w:p>
+    <w:p>
+      <w:r>
+        <w:t>| 7 | arxiv | research | Search &amp; Research | 95.4 | cross-platform or mixed |</w:t>
+      </w:r>
+    </w:p>
+    <w:p>
+      <w:r>
+        <w:t>| 8 | blogwatcher | research | Search &amp; Research | 95.4 | cross-platform or mixed |</w:t>
+      </w:r>
+    </w:p>
+    <w:p>
+      <w:r>
+        <w:t>| 9 | llm-wiki | research | Search &amp; Research | 95.4 | cross-platform or mixed |</w:t>
+      </w:r>
+    </w:p>
+    <w:p>
+      <w:r>
+        <w:t>| 10 | research-paper-writing | research | Search &amp; Research | 95.4 | cross-platform or mixed |</w:t>
+      </w:r>
+    </w:p>
+    <w:p>
+      <w:r>
+        <w:t>| 11 | codex | autonomous-ai-agents | Developer | 95 | cross-platform or mixed |</w:t>
       </w:r>
     </w:p>
     <w:p>
@@ -222,17 +244,17 @@
     </w:p>
     <w:p>
       <w:r>
-        <w:t>| 13 | himalaya | email | Productivity &amp; Workspace | 92.75 | cross-platform or mixed |</w:t>
-      </w:r>
-    </w:p>
-    <w:p>
-      <w:r>
-        <w:t>| 14 | google-workspace | productivity | Productivity &amp; Workspace | 92.75 | cross-platform or mixed |</w:t>
-      </w:r>
-    </w:p>
-    <w:p>
-      <w:r>
-        <w:t>| 15 | linear | productivity | Productivity &amp; Workspace | 92.75 | cross-platform or mixed |</w:t>
+        <w:t>| 13 | github-auth | github | Developer | 95 | cross-platform or mixed |</w:t>
+      </w:r>
+    </w:p>
+    <w:p>
+      <w:r>
+        <w:t>| 14 | github-code-review | github | Developer | 95 | cross-platform or mixed |</w:t>
+      </w:r>
+    </w:p>
+    <w:p>
+      <w:r>
+        <w:t>| 15 | github-issues | github | Developer | 95 | cross-platform or mixed |</w:t>
       </w:r>
     </w:p>
     <w:p/>
@@ -254,57 +276,57 @@
     </w:p>
     <w:p>
       <w:r>
-        <w:t>| 1 | godmode | red-teaming | Search &amp; Research | red, teaming, mlops | 95.4 |</w:t>
-      </w:r>
-    </w:p>
-    <w:p>
-      <w:r>
-        <w:t>| 2 | arxiv | research | Search &amp; Research | research | 95.4 |</w:t>
-      </w:r>
-    </w:p>
-    <w:p>
-      <w:r>
-        <w:t>| 3 | llm-wiki | research | Search &amp; Research | research, mlops | 95.4 |</w:t>
-      </w:r>
-    </w:p>
-    <w:p>
-      <w:r>
-        <w:t>| 4 | research-paper-writing | research | Search &amp; Research | research, mlops | 95.4 |</w:t>
-      </w:r>
-    </w:p>
-    <w:p>
-      <w:r>
-        <w:t>| 5 | evaluating-llms-harness | mlops/evaluation | Search &amp; Research | mlops, evaluation, github | 95.4 |</w:t>
-      </w:r>
-    </w:p>
-    <w:p>
-      <w:r>
-        <w:t>| 6 | apple-notes | apple | Search &amp; Research | apple, macos | 95.4 |</w:t>
-      </w:r>
-    </w:p>
-    <w:p>
-      <w:r>
-        <w:t>| 7 | github-auth | github | Developer | github | 95 |</w:t>
-      </w:r>
-    </w:p>
-    <w:p>
-      <w:r>
-        <w:t>| 8 | github-code-review | github | Developer | github | 95 |</w:t>
-      </w:r>
-    </w:p>
-    <w:p>
-      <w:r>
-        <w:t>| 9 | github-issues | github | Developer | github | 95 |</w:t>
-      </w:r>
-    </w:p>
-    <w:p>
-      <w:r>
-        <w:t>| 10 | github-pr-workflow | github | Developer | github, automation | 95 |</w:t>
-      </w:r>
-    </w:p>
-    <w:p>
-      <w:r>
-        <w:t>| 11 | github-repo-management | github | Developer | github, automation | 95 |</w:t>
+        <w:t>| 1 | apple-notes | apple | Search &amp; Research | apple, macos | 95.4 |</w:t>
+      </w:r>
+    </w:p>
+    <w:p>
+      <w:r>
+        <w:t>| 2 | dogfood | dogfood | Search &amp; Research | github | 95.4 |</w:t>
+      </w:r>
+    </w:p>
+    <w:p>
+      <w:r>
+        <w:t>| 3 | gif-search | media | Search &amp; Research | media | 95.4 |</w:t>
+      </w:r>
+    </w:p>
+    <w:p>
+      <w:r>
+        <w:t>| 4 | spotify | media | Search &amp; Research | media | 95.4 |</w:t>
+      </w:r>
+    </w:p>
+    <w:p>
+      <w:r>
+        <w:t>| 5 | huggingface-hub | mlops | Search &amp; Research | mlops, github | 95.4 |</w:t>
+      </w:r>
+    </w:p>
+    <w:p>
+      <w:r>
+        <w:t>| 6 | evaluating-llms-harness | mlops | Search &amp; Research | mlops, evaluation, github | 95.4 |</w:t>
+      </w:r>
+    </w:p>
+    <w:p>
+      <w:r>
+        <w:t>| 7 | arxiv | research | Search &amp; Research | research | 95.4 |</w:t>
+      </w:r>
+    </w:p>
+    <w:p>
+      <w:r>
+        <w:t>| 8 | blogwatcher | research | Search &amp; Research | research | 95.4 |</w:t>
+      </w:r>
+    </w:p>
+    <w:p>
+      <w:r>
+        <w:t>| 9 | llm-wiki | research | Search &amp; Research | research, mlops | 95.4 |</w:t>
+      </w:r>
+    </w:p>
+    <w:p>
+      <w:r>
+        <w:t>| 10 | research-paper-writing | research | Search &amp; Research | research, mlops | 95.4 |</w:t>
+      </w:r>
+    </w:p>
+    <w:p>
+      <w:r>
+        <w:t>| 11 | codex | autonomous-ai-agents | Developer | autonomous, ai, agents, github | 95 |</w:t>
       </w:r>
     </w:p>
     <w:p>
@@ -319,76 +341,6 @@
       </w:r>
     </w:p>
     <w:p/>
-    <w:p>
-      <w:r>
-        <w:t>| 排名 | Skill | Section | 类目 | 标签 | AISA机会分 |</w:t>
-      </w:r>
-    </w:p>
-    <w:p>
-      <w:r>
-        <w:t>| --- | --- | --- | --- | --- | --- |</w:t>
-      </w:r>
-    </w:p>
-    <w:p>
-      <w:r>
-        <w:t>| 1 | bioinformatics | research | Search &amp; Research | research | 95.4 |</w:t>
-      </w:r>
-    </w:p>
-    <w:p>
-      <w:r>
-        <w:t>| 2 | qmd | research | Search &amp; Research | research, apple, macos, mlops, automation | 95.4 |</w:t>
-      </w:r>
-    </w:p>
-    <w:p>
-      <w:r>
-        <w:t>| 3 | docker-management | devops | Developer | devops | 95 |</w:t>
-      </w:r>
-    </w:p>
-    <w:p>
-      <w:r>
-        <w:t>| 4 | openclaw-migration | migration | Developer | migration, github | 95 |</w:t>
-      </w:r>
-    </w:p>
-    <w:p>
-      <w:r>
-        <w:t>| 5 | telephony | productivity | Productivity &amp; Workspace | productivity | 92.75 |</w:t>
-      </w:r>
-    </w:p>
-    <w:p>
-      <w:r>
-        <w:t>| 6 | blender-mcp | creative | Browser &amp; Automation | creative, automation | 92.45 |</w:t>
-      </w:r>
-    </w:p>
-    <w:p>
-      <w:r>
-        <w:t>| 7 | touchdesigner-mcp | creative | Browser &amp; Automation | creative, automation | 92.45 |</w:t>
-      </w:r>
-    </w:p>
-    <w:p>
-      <w:r>
-        <w:t>| 8 | neuroskill-bci | health | Browser &amp; Automation | health | 92.45 |</w:t>
-      </w:r>
-    </w:p>
-    <w:p>
-      <w:r>
-        <w:t>| 9 | fastmcp | mcp | Browser &amp; Automation | mcp, automation | 92.45 |</w:t>
-      </w:r>
-    </w:p>
-    <w:p>
-      <w:r>
-        <w:t>| 10 | 1password | security | Security &amp; Audit | security | 89.35 |</w:t>
-      </w:r>
-    </w:p>
-    <w:p>
-      <w:r>
-        <w:t>| 11 | oss-forensics | security | Security &amp; Audit | security, github | 89.35 |</w:t>
-      </w:r>
-    </w:p>
-    <w:p>
-      <w:r>
-        <w:t>| 12 | sherlock | security | Security &amp; Audit | security | 89.35 |</w:t>
-      </w:r>
-    </w:p>
     <w:p/>
     <w:p>
       <w:r>
@@ -490,42 +442,42 @@
     </w:p>
     <w:p>
       <w:r>
-        <w:t>| 1 | Hermes Bundled | godmode | Search &amp; Research | 95.4 |</w:t>
-      </w:r>
-    </w:p>
-    <w:p>
-      <w:r>
-        <w:t>| 2 | Hermes Bundled | arxiv | Search &amp; Research | 95.4 |</w:t>
-      </w:r>
-    </w:p>
-    <w:p>
-      <w:r>
-        <w:t>| 3 | Hermes Bundled | llm-wiki | Search &amp; Research | 95.4 |</w:t>
-      </w:r>
-    </w:p>
-    <w:p>
-      <w:r>
-        <w:t>| 4 | Hermes Bundled | research-paper-writing | Search &amp; Research | 95.4 |</w:t>
-      </w:r>
-    </w:p>
-    <w:p>
-      <w:r>
-        <w:t>| 5 | Hermes Bundled | evaluating-llms-harness | Search &amp; Research | 95.4 |</w:t>
-      </w:r>
-    </w:p>
-    <w:p>
-      <w:r>
-        <w:t>| 6 | Hermes Bundled | apple-notes | Search &amp; Research | 95.4 |</w:t>
-      </w:r>
-    </w:p>
-    <w:p>
-      <w:r>
-        <w:t>| 7 | Hermes Bundled | github-auth | Developer | 95 |</w:t>
-      </w:r>
-    </w:p>
-    <w:p>
-      <w:r>
-        <w:t>| 8 | Hermes Bundled | github-code-review | Developer | 95 |</w:t>
+        <w:t>| 1 | Hermes Bundled | apple-notes | Search &amp; Research | 95.4 |</w:t>
+      </w:r>
+    </w:p>
+    <w:p>
+      <w:r>
+        <w:t>| 2 | Hermes Bundled | dogfood | Search &amp; Research | 95.4 |</w:t>
+      </w:r>
+    </w:p>
+    <w:p>
+      <w:r>
+        <w:t>| 3 | Hermes Bundled | gif-search | Search &amp; Research | 95.4 |</w:t>
+      </w:r>
+    </w:p>
+    <w:p>
+      <w:r>
+        <w:t>| 4 | Hermes Bundled | spotify | Search &amp; Research | 95.4 |</w:t>
+      </w:r>
+    </w:p>
+    <w:p>
+      <w:r>
+        <w:t>| 5 | Hermes Bundled | huggingface-hub | Search &amp; Research | 95.4 |</w:t>
+      </w:r>
+    </w:p>
+    <w:p>
+      <w:r>
+        <w:t>| 6 | Hermes Bundled | evaluating-llms-harness | Search &amp; Research | 95.4 |</w:t>
+      </w:r>
+    </w:p>
+    <w:p>
+      <w:r>
+        <w:t>| 7 | Hermes Bundled | arxiv | Search &amp; Research | 95.4 |</w:t>
+      </w:r>
+    </w:p>
+    <w:p>
+      <w:r>
+        <w:t>| 8 | Hermes Bundled | blogwatcher | Search &amp; Research | 95.4 |</w:t>
       </w:r>
     </w:p>
     <w:p/>

--- a/public/reports/Hermes_AISA_Report_ZH.docx
+++ b/public/reports/Hermes_AISA_Report_ZH.docx
@@ -10,12 +10,12 @@
     <w:p/>
     <w:p>
       <w:r>
-        <w:t>- 生成时间：2026-04-25T14:50:26.679Z</w:t>
-      </w:r>
-    </w:p>
-    <w:p>
-      <w:r>
-        <w:t>- 数据日期：2026-04-25</w:t>
+        <w:t>- 生成时间：2026-04-26T04:22:48.821Z</w:t>
+      </w:r>
+    </w:p>
+    <w:p>
+      <w:r>
+        <w:t>- 数据日期：2026-04-26</w:t>
       </w:r>
     </w:p>
     <w:p>
@@ -32,12 +32,12 @@
     <w:p/>
     <w:p>
       <w:r>
-        <w:t>- live guide 当前显示 97 个 bundled skills、28 个 categories，抓取通道为 requests。</w:t>
-      </w:r>
-    </w:p>
-    <w:p>
-      <w:r>
-        <w:t>- raw catalog 当前结构化提取 74 个 bundled rows、0 个 optional rows，共 19 个 sections，抓取通道为 windows-curl-host。</w:t>
+        <w:t>- live guide 当前显示 97 个 bundled skills、28 个 categories，抓取通道为 curl。</w:t>
+      </w:r>
+    </w:p>
+    <w:p>
+      <w:r>
+        <w:t>- raw catalog 当前结构化提取 74 个 bundled rows、0 个 optional rows，共 19 个 sections，抓取通道为 curl。</w:t>
       </w:r>
     </w:p>
     <w:p>
